--- a/public/uploads/contracts/draft-11.docx
+++ b/public/uploads/contracts/draft-11.docx
@@ -51,24 +51,24 @@
           <w:szCs w:val="28"/>
           <w:lang w:val="uz-Cyrl-UZ"/>
         </w:rPr>
-        <w:t xml:space="preserve">2026 йил 30-июн          А-26-D22RD-сон                                        Тошкент шаҳри ш.</w:t>
-      </w:r>
-    </w:p>
-    <w:p/>
-    <w:p>
-      <w:pPr>
-        <w:spacing w:after="0" w:line="240" w:lineRule="auto"/>
-        <w:ind w:firstLine="851"/>
-        <w:jc w:val="both"/>
-      </w:pPr>
-      <w:r>
-        <w:rPr>
-          <w:rFonts w:ascii="Times New Roman" w:hAnsi="Times New Roman" w:cs="Times New Roman"/>
-          <w:sz w:val="28"/>
-          <w:szCs w:val="28"/>
-          <w:lang w:val="uz-Cyrl-UZ"/>
-        </w:rPr>
-        <w:t xml:space="preserve">Кейинги ўринларда “Ижарага берувчи” деб номланадиган Тошкент шаҳар ҳокимияти томонидан ва кейинги ўринларда “Ижарага олувчи” деб номланадиган Усмонов Сардор («SOG'LOM HAYOT» дорихона) томонидан мазкур шартномани Ўзбекистон Республикаси Ягона интерактив давлат хизматлари портали орқали 2026 йил 30-июн да келиб тушган А-26-D22RD-сон аризага биноан тузди.</w:t>
+        <w:t xml:space="preserve">2026 йил 30-июн          А-26-C7AEG-сон                                        Тошкент шаҳри ш.</w:t>
+      </w:r>
+    </w:p>
+    <w:p/>
+    <w:p>
+      <w:pPr>
+        <w:spacing w:after="0" w:line="240" w:lineRule="auto"/>
+        <w:ind w:firstLine="851"/>
+        <w:jc w:val="both"/>
+      </w:pPr>
+      <w:r>
+        <w:rPr>
+          <w:rFonts w:ascii="Times New Roman" w:hAnsi="Times New Roman" w:cs="Times New Roman"/>
+          <w:sz w:val="28"/>
+          <w:szCs w:val="28"/>
+          <w:lang w:val="uz-Cyrl-UZ"/>
+        </w:rPr>
+        <w:t xml:space="preserve">Кейинги ўринларда “Ижарага берувчи” деб номланадиган Тошкент шаҳар ҳокимияти томонидан ва кейинги ўринларда “Ижарага олувчи” деб номланадиган Қодирова Зухра («SOG'LOM HAYOT» дорихона) томонидан мазкур шартномани Ўзбекистон Республикаси Ягона интерактив давлат хизматлари портали орқали 2026 йил 30-июн да келиб тушган А-26-C7AEG-сон аризага биноан тузди.</w:t>
       </w:r>
     </w:p>
     <w:p/>
@@ -120,7 +120,7 @@
           <w:szCs w:val="28"/>
           <w:lang w:val="uz-Cyrl-UZ"/>
         </w:rPr>
-        <w:t xml:space="preserve">1.2. Ижарага берувчи ер участкасини 2026 йил 30-июн дан 1 (бир) йил муддатга ижарага беради, Ижарага олувчи эса ўзига тегишли бўлган Тошкент шаҳрининг Мирзо-Улуғбек туманидаги Мирзо-Улуғбек тумани, Чустий кўчаси, №62 манзилда жойлашган «SOG'LOM HAYOT» дорихона объекти (ер участкаси)га туташ ҳудуддаги кейинчалик “Ер участкаси” деб номланувчи 64 кв.м ер майдонни Дорихона фаолиятини ташкил этиш учун ижарага олади.</w:t>
+        <w:t xml:space="preserve">1.2. Ижарага берувчи ер участкасини 2026 йил 30-июн дан 1 (бир) йил муддатга ижарага беради, Ижарага олувчи эса ўзига тегишли бўлган Тошкент шаҳрининг Мирзо-Улуғбек туманидаги Мирзо-Улуғбек тумани, Буюк ипак йўли кўчаси, №57 манзилда жойлашган «SOG'LOM HAYOT» дорихона объекти (ер участкаси)га туташ ҳудуддаги кейинчалик “Ер участкаси” деб номланувчи 64 кв.м ер майдонни Дорихона фаолиятини ташкил этиш учун ижарага олади.</w:t>
       </w:r>
     </w:p>
     <w:p/>
@@ -257,24 +257,24 @@
           <w:szCs w:val="28"/>
           <w:lang w:val="uz-Cyrl-UZ"/>
         </w:rPr>
-        <w:t xml:space="preserve">2.5. Ер участкаси тадбиркорлик фаолиятини амалга ошириш учун берилади ва қуйидаги мақсадда фойдаланилади: Умумий овқатланиш.</w:t>
-      </w:r>
-    </w:p>
-    <w:p/>
-    <w:p>
-      <w:pPr>
-        <w:spacing w:after="0" w:line="240" w:lineRule="auto"/>
-        <w:ind w:firstLine="851"/>
-        <w:jc w:val="both"/>
-      </w:pPr>
-      <w:r>
-        <w:rPr>
-          <w:rFonts w:ascii="Times New Roman" w:hAnsi="Times New Roman" w:cs="Times New Roman"/>
-          <w:sz w:val="28"/>
-          <w:szCs w:val="28"/>
-          <w:lang w:val="uz-Cyrl-UZ"/>
-        </w:rPr>
-        <w:t xml:space="preserve">2.6. Объект жойлашган кўча тури: Оддий кўча. Кадастр рақами: 10:11:03:05:08:0110.</w:t>
+        <w:t xml:space="preserve">2.5. Ер участкаси тадбиркорлик фаолиятини амалга ошириш учун берилади ва қуйидаги мақсадда фойдаланилади: Савдо сотиқ.</w:t>
+      </w:r>
+    </w:p>
+    <w:p/>
+    <w:p>
+      <w:pPr>
+        <w:spacing w:after="0" w:line="240" w:lineRule="auto"/>
+        <w:ind w:firstLine="851"/>
+        <w:jc w:val="both"/>
+      </w:pPr>
+      <w:r>
+        <w:rPr>
+          <w:rFonts w:ascii="Times New Roman" w:hAnsi="Times New Roman" w:cs="Times New Roman"/>
+          <w:sz w:val="28"/>
+          <w:szCs w:val="28"/>
+          <w:lang w:val="uz-Cyrl-UZ"/>
+        </w:rPr>
+        <w:t xml:space="preserve">2.6. Объект жойлашган кўча тури: Оддий кўча. Кадастр рақами: 10:11:05:04:02:0110.</w:t>
       </w:r>
     </w:p>
     <w:p/>
@@ -1218,37 +1218,37 @@
                 <w:szCs w:val="28"/>
                 <w:lang w:val="uz-Cyrl-UZ"/>
               </w:rPr>
-              <w:t xml:space="preserve">ФИО: Усмонов Сардор</w:t>
-            </w:r>
-          </w:p>
-          <w:p>
-            <w:pPr>
-              <w:jc w:val="center"/>
-              <w:spacing w:after="20"/>
-            </w:pPr>
-            <w:r>
-              <w:rPr>
-                <w:rFonts w:ascii="Times New Roman" w:hAnsi="Times New Roman" w:cs="Times New Roman"/>
-                <w:sz w:val="28"/>
-                <w:szCs w:val="28"/>
-                <w:lang w:val="uz-Cyrl-UZ"/>
-              </w:rPr>
-              <w:t xml:space="preserve">Манзил: Мирзо-Улуғбек тумани, Чустий кўчаси, №62</w:t>
-            </w:r>
-          </w:p>
-          <w:p>
-            <w:pPr>
-              <w:jc w:val="center"/>
-              <w:spacing w:after="20"/>
-            </w:pPr>
-            <w:r>
-              <w:rPr>
-                <w:rFonts w:ascii="Times New Roman" w:hAnsi="Times New Roman" w:cs="Times New Roman"/>
-                <w:sz w:val="28"/>
-                <w:szCs w:val="28"/>
-                <w:lang w:val="uz-Cyrl-UZ"/>
-              </w:rPr>
-              <w:t xml:space="preserve">СТИР (ЖШШИР): 30000000022222</w:t>
+              <w:t xml:space="preserve">ФИО: Қодирова Зухра</w:t>
+            </w:r>
+          </w:p>
+          <w:p>
+            <w:pPr>
+              <w:jc w:val="center"/>
+              <w:spacing w:after="20"/>
+            </w:pPr>
+            <w:r>
+              <w:rPr>
+                <w:rFonts w:ascii="Times New Roman" w:hAnsi="Times New Roman" w:cs="Times New Roman"/>
+                <w:sz w:val="28"/>
+                <w:szCs w:val="28"/>
+                <w:lang w:val="uz-Cyrl-UZ"/>
+              </w:rPr>
+              <w:t xml:space="preserve">Манзил: Мирзо-Улуғбек тумани, Буюк ипак йўли кўчаси, №57</w:t>
+            </w:r>
+          </w:p>
+          <w:p>
+            <w:pPr>
+              <w:jc w:val="center"/>
+              <w:spacing w:after="20"/>
+            </w:pPr>
+            <w:r>
+              <w:rPr>
+                <w:rFonts w:ascii="Times New Roman" w:hAnsi="Times New Roman" w:cs="Times New Roman"/>
+                <w:sz w:val="28"/>
+                <w:szCs w:val="28"/>
+                <w:lang w:val="uz-Cyrl-UZ"/>
+              </w:rPr>
+              <w:t xml:space="preserve">СТИР (ЖШШИР): 30000000066666</w:t>
             </w:r>
           </w:p>
           <w:p>

--- a/public/uploads/contracts/draft-11.docx
+++ b/public/uploads/contracts/draft-11.docx
@@ -51,24 +51,24 @@
           <w:szCs w:val="28"/>
           <w:lang w:val="uz-Cyrl-UZ"/>
         </w:rPr>
-        <w:t xml:space="preserve">2026 йил 30-июн          А-26-C7AEG-сон                                        Тошкент шаҳри ш.</w:t>
-      </w:r>
-    </w:p>
-    <w:p/>
-    <w:p>
-      <w:pPr>
-        <w:spacing w:after="0" w:line="240" w:lineRule="auto"/>
-        <w:ind w:firstLine="851"/>
-        <w:jc w:val="both"/>
-      </w:pPr>
-      <w:r>
-        <w:rPr>
-          <w:rFonts w:ascii="Times New Roman" w:hAnsi="Times New Roman" w:cs="Times New Roman"/>
-          <w:sz w:val="28"/>
-          <w:szCs w:val="28"/>
-          <w:lang w:val="uz-Cyrl-UZ"/>
-        </w:rPr>
-        <w:t xml:space="preserve">Кейинги ўринларда “Ижарага берувчи” деб номланадиган Тошкент шаҳар ҳокимияти томонидан ва кейинги ўринларда “Ижарага олувчи” деб номланадиган Қодирова Зухра («SOG'LOM HAYOT» дорихона) томонидан мазкур шартномани Ўзбекистон Республикаси Ягона интерактив давлат хизматлари портали орқали 2026 йил 30-июн да келиб тушган А-26-C7AEG-сон аризага биноан тузди.</w:t>
+        <w:t xml:space="preserve">2026 йил 1-июл          А-26-786RJ-сон                                        Тошкент шаҳри ш.</w:t>
+      </w:r>
+    </w:p>
+    <w:p/>
+    <w:p>
+      <w:pPr>
+        <w:spacing w:after="0" w:line="240" w:lineRule="auto"/>
+        <w:ind w:firstLine="851"/>
+        <w:jc w:val="both"/>
+      </w:pPr>
+      <w:r>
+        <w:rPr>
+          <w:rFonts w:ascii="Times New Roman" w:hAnsi="Times New Roman" w:cs="Times New Roman"/>
+          <w:sz w:val="28"/>
+          <w:szCs w:val="28"/>
+          <w:lang w:val="uz-Cyrl-UZ"/>
+        </w:rPr>
+        <w:t xml:space="preserve">Кейинги ўринларда “Ижарага берувчи” деб номланадиган Тошкент шаҳар ҳокимияти томонидан ва кейинги ўринларда “Ижарага олувчи” деб номланадиган Саидова Гулнора («SOG'LOM HAYOT» дорихона) томонидан мазкур шартномани Ўзбекистон Республикаси Ягона интерактив давлат хизматлари портали орқали 2026 йил 1-июл да келиб тушган А-26-786RJ-сон аризага биноан тузди.</w:t>
       </w:r>
     </w:p>
     <w:p/>
@@ -120,7 +120,7 @@
           <w:szCs w:val="28"/>
           <w:lang w:val="uz-Cyrl-UZ"/>
         </w:rPr>
-        <w:t xml:space="preserve">1.2. Ижарага берувчи ер участкасини 2026 йил 30-июн дан 1 (бир) йил муддатга ижарага беради, Ижарага олувчи эса ўзига тегишли бўлган Тошкент шаҳрининг Мирзо-Улуғбек туманидаги Мирзо-Улуғбек тумани, Буюк ипак йўли кўчаси, №57 манзилда жойлашган «SOG'LOM HAYOT» дорихона объекти (ер участкаси)га туташ ҳудуддаги кейинчалик “Ер участкаси” деб номланувчи 64 кв.м ер майдонни Дорихона фаолиятини ташкил этиш учун ижарага олади.</w:t>
+        <w:t xml:space="preserve">1.2. Ижарага берувчи ер участкасини 2026 йил 1-июл дан 1 (бир) йил муддатга ижарага беради, Ижарага олувчи эса ўзига тегишли бўлган Тошкент шаҳрининг Мирзо-Улуғбек туманидаги Мирзо-Улуғбек тумани, Регистон кўчаси, №44 манзилда жойлашган «SOG'LOM HAYOT» дорихона объекти (ер участкаси)га туташ ҳудуддаги кейинчалик “Ер участкаси” деб номланувчи 48 кв.м ер майдонни Дорихона фаолиятини ташкил этиш учун ижарага олади.</w:t>
       </w:r>
     </w:p>
     <w:p/>
@@ -257,24 +257,24 @@
           <w:szCs w:val="28"/>
           <w:lang w:val="uz-Cyrl-UZ"/>
         </w:rPr>
-        <w:t xml:space="preserve">2.5. Ер участкаси тадбиркорлик фаолиятини амалга ошириш учун берилади ва қуйидаги мақсадда фойдаланилади: Савдо сотиқ.</w:t>
-      </w:r>
-    </w:p>
-    <w:p/>
-    <w:p>
-      <w:pPr>
-        <w:spacing w:after="0" w:line="240" w:lineRule="auto"/>
-        <w:ind w:firstLine="851"/>
-        <w:jc w:val="both"/>
-      </w:pPr>
-      <w:r>
-        <w:rPr>
-          <w:rFonts w:ascii="Times New Roman" w:hAnsi="Times New Roman" w:cs="Times New Roman"/>
-          <w:sz w:val="28"/>
-          <w:szCs w:val="28"/>
-          <w:lang w:val="uz-Cyrl-UZ"/>
-        </w:rPr>
-        <w:t xml:space="preserve">2.6. Объект жойлашган кўча тури: Оддий кўча. Кадастр рақами: 10:11:05:04:02:0110.</w:t>
+        <w:t xml:space="preserve">2.5. Ер участкаси тадбиркорлик фаолиятини амалга ошириш учун берилади ва қуйидаги мақсадда фойдаланилади: Умумий овқатланиш.</w:t>
+      </w:r>
+    </w:p>
+    <w:p/>
+    <w:p>
+      <w:pPr>
+        <w:spacing w:after="0" w:line="240" w:lineRule="auto"/>
+        <w:ind w:firstLine="851"/>
+        <w:jc w:val="both"/>
+      </w:pPr>
+      <w:r>
+        <w:rPr>
+          <w:rFonts w:ascii="Times New Roman" w:hAnsi="Times New Roman" w:cs="Times New Roman"/>
+          <w:sz w:val="28"/>
+          <w:szCs w:val="28"/>
+          <w:lang w:val="uz-Cyrl-UZ"/>
+        </w:rPr>
+        <w:t xml:space="preserve">2.6. Объект жойлашган кўча тури: Оддий кўча. Кадастр рақами: 10:11:06:08:09:0110.</w:t>
       </w:r>
     </w:p>
     <w:p/>
@@ -343,7 +343,7 @@
           <w:szCs w:val="28"/>
           <w:lang w:val="uz-Cyrl-UZ"/>
         </w:rPr>
-        <w:t xml:space="preserve">3.3. Ер участкаси учун йиллик ижара тўлови 34 560 000 сўмни ташкил этади ва йиллик ижара тўлов суммасининг тенг миқдорга бўлган ҳолда ҳар ойда (ойлик 2 880 000 сўм) амалга оширилади.</w:t>
+        <w:t xml:space="preserve">3.3. Ер участкаси учун йиллик ижара тўлови 25 920 000 сўмни ташкил этади ва йиллик ижара тўлов суммасининг тенг миқдорга бўлган ҳолда ҳар ойда (ойлик 2 160 000 сўм) амалга оширилади.</w:t>
       </w:r>
     </w:p>
     <w:p/>
@@ -1218,37 +1218,37 @@
                 <w:szCs w:val="28"/>
                 <w:lang w:val="uz-Cyrl-UZ"/>
               </w:rPr>
-              <w:t xml:space="preserve">ФИО: Қодирова Зухра</w:t>
-            </w:r>
-          </w:p>
-          <w:p>
-            <w:pPr>
-              <w:jc w:val="center"/>
-              <w:spacing w:after="20"/>
-            </w:pPr>
-            <w:r>
-              <w:rPr>
-                <w:rFonts w:ascii="Times New Roman" w:hAnsi="Times New Roman" w:cs="Times New Roman"/>
-                <w:sz w:val="28"/>
-                <w:szCs w:val="28"/>
-                <w:lang w:val="uz-Cyrl-UZ"/>
-              </w:rPr>
-              <w:t xml:space="preserve">Манзил: Мирзо-Улуғбек тумани, Буюк ипак йўли кўчаси, №57</w:t>
-            </w:r>
-          </w:p>
-          <w:p>
-            <w:pPr>
-              <w:jc w:val="center"/>
-              <w:spacing w:after="20"/>
-            </w:pPr>
-            <w:r>
-              <w:rPr>
-                <w:rFonts w:ascii="Times New Roman" w:hAnsi="Times New Roman" w:cs="Times New Roman"/>
-                <w:sz w:val="28"/>
-                <w:szCs w:val="28"/>
-                <w:lang w:val="uz-Cyrl-UZ"/>
-              </w:rPr>
-              <w:t xml:space="preserve">СТИР (ЖШШИР): 30000000066666</w:t>
+              <w:t xml:space="preserve">ФИО: Саидова Гулнора</w:t>
+            </w:r>
+          </w:p>
+          <w:p>
+            <w:pPr>
+              <w:jc w:val="center"/>
+              <w:spacing w:after="20"/>
+            </w:pPr>
+            <w:r>
+              <w:rPr>
+                <w:rFonts w:ascii="Times New Roman" w:hAnsi="Times New Roman" w:cs="Times New Roman"/>
+                <w:sz w:val="28"/>
+                <w:szCs w:val="28"/>
+                <w:lang w:val="uz-Cyrl-UZ"/>
+              </w:rPr>
+              <w:t xml:space="preserve">Манзил: Мирзо-Улуғбек тумани, Регистон кўчаси, №44</w:t>
+            </w:r>
+          </w:p>
+          <w:p>
+            <w:pPr>
+              <w:jc w:val="center"/>
+              <w:spacing w:after="20"/>
+            </w:pPr>
+            <w:r>
+              <w:rPr>
+                <w:rFonts w:ascii="Times New Roman" w:hAnsi="Times New Roman" w:cs="Times New Roman"/>
+                <w:sz w:val="28"/>
+                <w:szCs w:val="28"/>
+                <w:lang w:val="uz-Cyrl-UZ"/>
+              </w:rPr>
+              <w:t xml:space="preserve">СТИР (ЖШШИР): 30000000088888</w:t>
             </w:r>
           </w:p>
           <w:p>

--- a/public/uploads/contracts/draft-11.docx
+++ b/public/uploads/contracts/draft-11.docx
@@ -51,24 +51,24 @@
           <w:szCs w:val="28"/>
           <w:lang w:val="uz-Cyrl-UZ"/>
         </w:rPr>
-        <w:t xml:space="preserve">2026 йил 1-июл          А-26-786RJ-сон                                        Тошкент шаҳри ш.</w:t>
-      </w:r>
-    </w:p>
-    <w:p/>
-    <w:p>
-      <w:pPr>
-        <w:spacing w:after="0" w:line="240" w:lineRule="auto"/>
-        <w:ind w:firstLine="851"/>
-        <w:jc w:val="both"/>
-      </w:pPr>
-      <w:r>
-        <w:rPr>
-          <w:rFonts w:ascii="Times New Roman" w:hAnsi="Times New Roman" w:cs="Times New Roman"/>
-          <w:sz w:val="28"/>
-          <w:szCs w:val="28"/>
-          <w:lang w:val="uz-Cyrl-UZ"/>
-        </w:rPr>
-        <w:t xml:space="preserve">Кейинги ўринларда “Ижарага берувчи” деб номланадиган Тошкент шаҳар ҳокимияти томонидан ва кейинги ўринларда “Ижарага олувчи” деб номланадиган Саидова Гулнора («SOG'LOM HAYOT» дорихона) томонидан мазкур шартномани Ўзбекистон Республикаси Ягона интерактив давлат хизматлари портали орқали 2026 йил 1-июл да келиб тушган А-26-786RJ-сон аризага биноан тузди.</w:t>
+        <w:t xml:space="preserve">2026 йил 1-июл          А-26-VABQA-сон                                        Тошкент шаҳри ш.</w:t>
+      </w:r>
+    </w:p>
+    <w:p/>
+    <w:p>
+      <w:pPr>
+        <w:spacing w:after="0" w:line="240" w:lineRule="auto"/>
+        <w:ind w:firstLine="851"/>
+        <w:jc w:val="both"/>
+      </w:pPr>
+      <w:r>
+        <w:rPr>
+          <w:rFonts w:ascii="Times New Roman" w:hAnsi="Times New Roman" w:cs="Times New Roman"/>
+          <w:sz w:val="28"/>
+          <w:szCs w:val="28"/>
+          <w:lang w:val="uz-Cyrl-UZ"/>
+        </w:rPr>
+        <w:t xml:space="preserve">Кейинги ўринларда “Ижарага берувчи” деб номланадиган Тошкент шаҳар ҳокимияти томонидан ва кейинги ўринларда “Ижарага олувчи” деб номланадиган Усмонов Сардор («SOG'LOM HAYOT» дорихона) томонидан мазкур шартномани Ўзбекистон Республикаси Ягона интерактив давлат хизматлари портали орқали 2026 йил 1-июл да келиб тушган А-26-VABQA-сон аризага биноан тузди.</w:t>
       </w:r>
     </w:p>
     <w:p/>
@@ -120,7 +120,7 @@
           <w:szCs w:val="28"/>
           <w:lang w:val="uz-Cyrl-UZ"/>
         </w:rPr>
-        <w:t xml:space="preserve">1.2. Ижарага берувчи ер участкасини 2026 йил 1-июл дан 1 (бир) йил муддатга ижарага беради, Ижарага олувчи эса ўзига тегишли бўлган Тошкент шаҳрининг Мирзо-Улуғбек туманидаги Мирзо-Улуғбек тумани, Регистон кўчаси, №44 манзилда жойлашган «SOG'LOM HAYOT» дорихона объекти (ер участкаси)га туташ ҳудуддаги кейинчалик “Ер участкаси” деб номланувчи 48 кв.м ер майдонни Дорихона фаолиятини ташкил этиш учун ижарага олади.</w:t>
+        <w:t xml:space="preserve">1.2. Ижарага берувчи ер участкасини 2026 йил 1-июл дан 1 (бир) йил муддатга ижарага беради, Ижарага олувчи эса ўзига тегишли бўлган Тошкент шаҳрининг Мирзо-Улуғбек туманидаги Мирзо-Улуғбек тумани, Шаҳрисабз кўчаси, №110 манзилда жойлашган «SOG'LOM HAYOT» дорихона объекти (ер участкаси)га туташ ҳудуддаги кейинчалик “Ер участкаси” деб номланувчи 55 кв.м ер майдонни Савдо фаолиятини ташкил этиш учун ижарага олади.</w:t>
       </w:r>
     </w:p>
     <w:p/>
@@ -274,7 +274,7 @@
           <w:szCs w:val="28"/>
           <w:lang w:val="uz-Cyrl-UZ"/>
         </w:rPr>
-        <w:t xml:space="preserve">2.6. Объект жойлашган кўча тури: Оддий кўча. Кадастр рақами: 10:11:06:08:09:0110.</w:t>
+        <w:t xml:space="preserve">2.6. Объект жойлашган кўча тури: Туризм (гастрономик). Кадастр рақами: 10:11:09:07:04:0110.</w:t>
       </w:r>
     </w:p>
     <w:p/>
@@ -343,7 +343,7 @@
           <w:szCs w:val="28"/>
           <w:lang w:val="uz-Cyrl-UZ"/>
         </w:rPr>
-        <w:t xml:space="preserve">3.3. Ер участкаси учун йиллик ижара тўлови 25 920 000 сўмни ташкил этади ва йиллик ижара тўлов суммасининг тенг миқдорга бўлган ҳолда ҳар ойда (ойлик 2 160 000 сўм) амалга оширилади.</w:t>
+        <w:t xml:space="preserve">3.3. Ер участкаси учун йиллик ижара тўлови 29 700 000 сўмни ташкил этади ва йиллик ижара тўлов суммасининг тенг миқдорга бўлган ҳолда ҳар ойда (ойлик 2 475 000 сўм) амалга оширилади.</w:t>
       </w:r>
     </w:p>
     <w:p/>
@@ -1218,7 +1218,7 @@
                 <w:szCs w:val="28"/>
                 <w:lang w:val="uz-Cyrl-UZ"/>
               </w:rPr>
-              <w:t xml:space="preserve">ФИО: Саидова Гулнора</w:t>
+              <w:t xml:space="preserve">ФИО: Усмонов Сардор</w:t>
             </w:r>
           </w:p>
           <w:p>
@@ -1233,7 +1233,7 @@
                 <w:szCs w:val="28"/>
                 <w:lang w:val="uz-Cyrl-UZ"/>
               </w:rPr>
-              <w:t xml:space="preserve">Манзил: Мирзо-Улуғбек тумани, Регистон кўчаси, №44</w:t>
+              <w:t xml:space="preserve">Манзил: Мирзо-Улуғбек тумани, Шаҳрисабз кўчаси, №110</w:t>
             </w:r>
           </w:p>
           <w:p>
@@ -1248,7 +1248,7 @@
                 <w:szCs w:val="28"/>
                 <w:lang w:val="uz-Cyrl-UZ"/>
               </w:rPr>
-              <w:t xml:space="preserve">СТИР (ЖШШИР): 30000000088888</w:t>
+              <w:t xml:space="preserve">СТИР (ЖШШИР): 30000000022222</w:t>
             </w:r>
           </w:p>
           <w:p>
@@ -1294,6 +1294,661 @@
                 <w:lang w:val="uz-Cyrl-UZ"/>
               </w:rPr>
               <w:t xml:space="preserve">Имзо: ____________</w:t>
+            </w:r>
+          </w:p>
+        </w:tc>
+      </w:tr>
+    </w:tbl>
+    <w:p>
+      <w:r>
+        <w:br w:type="page"/>
+      </w:r>
+    </w:p>
+    <w:p>
+      <w:pPr>
+        <w:spacing w:before="120" w:after="120" w:line="240" w:lineRule="auto"/>
+        <w:jc w:val="center"/>
+      </w:pPr>
+      <w:r>
+        <w:rPr>
+          <w:rFonts w:ascii="Times New Roman" w:hAnsi="Times New Roman" w:cs="Times New Roman"/>
+          <w:b/>
+          <w:bCs/>
+          <w:sz w:val="28"/>
+          <w:szCs w:val="28"/>
+          <w:lang w:val="uz-Cyrl-UZ"/>
+        </w:rPr>
+        <w:t xml:space="preserve">2026-йил “____” __________даги</w:t>
+      </w:r>
+    </w:p>
+    <w:p>
+      <w:pPr>
+        <w:spacing w:before="120" w:after="120" w:line="240" w:lineRule="auto"/>
+        <w:jc w:val="center"/>
+      </w:pPr>
+      <w:r>
+        <w:rPr>
+          <w:rFonts w:ascii="Times New Roman" w:hAnsi="Times New Roman" w:cs="Times New Roman"/>
+          <w:b/>
+          <w:bCs/>
+          <w:sz w:val="28"/>
+          <w:szCs w:val="28"/>
+          <w:lang w:val="uz-Cyrl-UZ"/>
+        </w:rPr>
+        <w:t xml:space="preserve">ART-2026-A-11-сонли шартномага</w:t>
+      </w:r>
+    </w:p>
+    <w:p>
+      <w:pPr>
+        <w:spacing w:before="120" w:after="120" w:line="240" w:lineRule="auto"/>
+        <w:jc w:val="center"/>
+      </w:pPr>
+      <w:r>
+        <w:rPr>
+          <w:rFonts w:ascii="Times New Roman" w:hAnsi="Times New Roman" w:cs="Times New Roman"/>
+          <w:b/>
+          <w:bCs/>
+          <w:sz w:val="28"/>
+          <w:szCs w:val="28"/>
+          <w:lang w:val="uz-Cyrl-UZ"/>
+        </w:rPr>
+        <w:t xml:space="preserve">ИЛОВА</w:t>
+      </w:r>
+    </w:p>
+    <w:p/>
+    <w:p>
+      <w:pPr>
+        <w:spacing w:before="120" w:after="120" w:line="240" w:lineRule="auto"/>
+        <w:jc w:val="center"/>
+      </w:pPr>
+      <w:r>
+        <w:rPr>
+          <w:rFonts w:ascii="Times New Roman" w:hAnsi="Times New Roman" w:cs="Times New Roman"/>
+          <w:b/>
+          <w:bCs/>
+          <w:sz w:val="28"/>
+          <w:szCs w:val="28"/>
+          <w:lang w:val="uz-Cyrl-UZ"/>
+        </w:rPr>
+        <w:t xml:space="preserve">Йиғимнинг қолган 80% тўлаш</w:t>
+      </w:r>
+    </w:p>
+    <w:p>
+      <w:pPr>
+        <w:spacing w:before="120" w:after="120" w:line="240" w:lineRule="auto"/>
+        <w:jc w:val="center"/>
+      </w:pPr>
+      <w:r>
+        <w:rPr>
+          <w:rFonts w:ascii="Times New Roman" w:hAnsi="Times New Roman" w:cs="Times New Roman"/>
+          <w:b/>
+          <w:bCs/>
+          <w:sz w:val="28"/>
+          <w:szCs w:val="28"/>
+          <w:lang w:val="uz-Cyrl-UZ"/>
+        </w:rPr>
+        <w:t xml:space="preserve">РЕЖА ЖАДВАЛИ</w:t>
+      </w:r>
+    </w:p>
+    <w:tbl>
+      <w:tblPr>
+        <w:tblW w:w="9000" w:type="dxa"/>
+        <w:tblBorders>
+          <w:top w:val="single" w:sz="6"/>
+          <w:left w:val="single" w:sz="6"/>
+          <w:bottom w:val="single" w:sz="6"/>
+          <w:right w:val="single" w:sz="6"/>
+          <w:insideH w:val="single" w:sz="6"/>
+          <w:insideV w:val="single" w:sz="6"/>
+        </w:tblBorders>
+      </w:tblPr>
+      <w:tblGrid>
+        <w:gridCol w:w="850"/>
+        <w:gridCol w:w="2100"/>
+        <w:gridCol w:w="6050"/>
+      </w:tblGrid>
+      <w:tr>
+        <w:tc>
+          <w:tcPr>
+            <w:tcW w:w="850" w:type="dxa"/>
+            <w:vAlign w:val="center"/>
+          </w:tcPr>
+          <w:p>
+            <w:pPr>
+              <w:spacing w:before="120" w:after="120" w:line="240" w:lineRule="auto"/>
+              <w:jc w:val="center"/>
+            </w:pPr>
+            <w:r>
+              <w:rPr>
+                <w:rFonts w:ascii="Times New Roman" w:hAnsi="Times New Roman" w:cs="Times New Roman"/>
+                <w:b/>
+                <w:bCs/>
+                <w:sz w:val="28"/>
+                <w:szCs w:val="28"/>
+                <w:lang w:val="uz-Cyrl-UZ"/>
+              </w:rPr>
+              <w:t xml:space="preserve">1.</w:t>
+            </w:r>
+          </w:p>
+        </w:tc>
+        <w:tc>
+          <w:tcPr>
+            <w:tcW w:w="2100" w:type="dxa"/>
+            <w:vAlign w:val="center"/>
+          </w:tcPr>
+          <w:p>
+            <w:pPr>
+              <w:spacing w:before="120" w:after="120" w:line="240" w:lineRule="auto"/>
+              <w:jc w:val="center"/>
+            </w:pPr>
+            <w:r>
+              <w:rPr>
+                <w:rFonts w:ascii="Times New Roman" w:hAnsi="Times New Roman" w:cs="Times New Roman"/>
+                <w:b/>
+                <w:bCs/>
+                <w:sz w:val="28"/>
+                <w:szCs w:val="28"/>
+                <w:lang w:val="uz-Cyrl-UZ"/>
+              </w:rPr>
+              <w:t xml:space="preserve">20.08.2026</w:t>
+            </w:r>
+          </w:p>
+        </w:tc>
+        <w:tc>
+          <w:tcPr>
+            <w:tcW w:w="6050" w:type="dxa"/>
+            <w:vAlign w:val="center"/>
+          </w:tcPr>
+          <w:p>
+            <w:pPr>
+              <w:spacing w:before="120" w:after="120" w:line="240" w:lineRule="auto"/>
+              <w:jc w:val="center"/>
+            </w:pPr>
+            <w:r>
+              <w:rPr>
+                <w:rFonts w:ascii="Times New Roman" w:hAnsi="Times New Roman" w:cs="Times New Roman"/>
+                <w:b/>
+                <w:bCs/>
+                <w:sz w:val="28"/>
+                <w:szCs w:val="28"/>
+                <w:lang w:val="uz-Cyrl-UZ"/>
+              </w:rPr>
+              <w:t xml:space="preserve">5 940 000.00 сўм</w:t>
+            </w:r>
+          </w:p>
+        </w:tc>
+      </w:tr>
+      <w:tr>
+        <w:tc>
+          <w:tcPr>
+            <w:tcW w:w="850" w:type="dxa"/>
+            <w:vAlign w:val="center"/>
+          </w:tcPr>
+          <w:p>
+            <w:pPr>
+              <w:spacing w:before="120" w:after="120" w:line="240" w:lineRule="auto"/>
+              <w:jc w:val="center"/>
+            </w:pPr>
+            <w:r>
+              <w:rPr>
+                <w:rFonts w:ascii="Times New Roman" w:hAnsi="Times New Roman" w:cs="Times New Roman"/>
+                <w:b/>
+                <w:bCs/>
+                <w:sz w:val="28"/>
+                <w:szCs w:val="28"/>
+                <w:lang w:val="uz-Cyrl-UZ"/>
+              </w:rPr>
+              <w:t xml:space="preserve">2.</w:t>
+            </w:r>
+          </w:p>
+        </w:tc>
+        <w:tc>
+          <w:tcPr>
+            <w:tcW w:w="2100" w:type="dxa"/>
+            <w:vAlign w:val="center"/>
+          </w:tcPr>
+          <w:p>
+            <w:pPr>
+              <w:spacing w:before="120" w:after="120" w:line="240" w:lineRule="auto"/>
+              <w:jc w:val="center"/>
+            </w:pPr>
+            <w:r>
+              <w:rPr>
+                <w:rFonts w:ascii="Times New Roman" w:hAnsi="Times New Roman" w:cs="Times New Roman"/>
+                <w:b/>
+                <w:bCs/>
+                <w:sz w:val="28"/>
+                <w:szCs w:val="28"/>
+                <w:lang w:val="uz-Cyrl-UZ"/>
+              </w:rPr>
+              <w:t xml:space="preserve">20.11.2026</w:t>
+            </w:r>
+          </w:p>
+        </w:tc>
+        <w:tc>
+          <w:tcPr>
+            <w:tcW w:w="6050" w:type="dxa"/>
+            <w:vAlign w:val="center"/>
+          </w:tcPr>
+          <w:p>
+            <w:pPr>
+              <w:spacing w:before="120" w:after="120" w:line="240" w:lineRule="auto"/>
+              <w:jc w:val="center"/>
+            </w:pPr>
+            <w:r>
+              <w:rPr>
+                <w:rFonts w:ascii="Times New Roman" w:hAnsi="Times New Roman" w:cs="Times New Roman"/>
+                <w:b/>
+                <w:bCs/>
+                <w:sz w:val="28"/>
+                <w:szCs w:val="28"/>
+                <w:lang w:val="uz-Cyrl-UZ"/>
+              </w:rPr>
+              <w:t xml:space="preserve">5 940 000.00 сўм</w:t>
+            </w:r>
+          </w:p>
+        </w:tc>
+      </w:tr>
+      <w:tr>
+        <w:tc>
+          <w:tcPr>
+            <w:tcW w:w="850" w:type="dxa"/>
+            <w:vAlign w:val="center"/>
+          </w:tcPr>
+          <w:p>
+            <w:pPr>
+              <w:spacing w:before="120" w:after="120" w:line="240" w:lineRule="auto"/>
+              <w:jc w:val="center"/>
+            </w:pPr>
+            <w:r>
+              <w:rPr>
+                <w:rFonts w:ascii="Times New Roman" w:hAnsi="Times New Roman" w:cs="Times New Roman"/>
+                <w:b/>
+                <w:bCs/>
+                <w:sz w:val="28"/>
+                <w:szCs w:val="28"/>
+                <w:lang w:val="uz-Cyrl-UZ"/>
+              </w:rPr>
+              <w:t xml:space="preserve">3.</w:t>
+            </w:r>
+          </w:p>
+        </w:tc>
+        <w:tc>
+          <w:tcPr>
+            <w:tcW w:w="2100" w:type="dxa"/>
+            <w:vAlign w:val="center"/>
+          </w:tcPr>
+          <w:p>
+            <w:pPr>
+              <w:spacing w:before="120" w:after="120" w:line="240" w:lineRule="auto"/>
+              <w:jc w:val="center"/>
+            </w:pPr>
+            <w:r>
+              <w:rPr>
+                <w:rFonts w:ascii="Times New Roman" w:hAnsi="Times New Roman" w:cs="Times New Roman"/>
+                <w:b/>
+                <w:bCs/>
+                <w:sz w:val="28"/>
+                <w:szCs w:val="28"/>
+                <w:lang w:val="uz-Cyrl-UZ"/>
+              </w:rPr>
+              <w:t xml:space="preserve">20.02.2027</w:t>
+            </w:r>
+          </w:p>
+        </w:tc>
+        <w:tc>
+          <w:tcPr>
+            <w:tcW w:w="6050" w:type="dxa"/>
+            <w:vAlign w:val="center"/>
+          </w:tcPr>
+          <w:p>
+            <w:pPr>
+              <w:spacing w:before="120" w:after="120" w:line="240" w:lineRule="auto"/>
+              <w:jc w:val="center"/>
+            </w:pPr>
+            <w:r>
+              <w:rPr>
+                <w:rFonts w:ascii="Times New Roman" w:hAnsi="Times New Roman" w:cs="Times New Roman"/>
+                <w:b/>
+                <w:bCs/>
+                <w:sz w:val="28"/>
+                <w:szCs w:val="28"/>
+                <w:lang w:val="uz-Cyrl-UZ"/>
+              </w:rPr>
+              <w:t xml:space="preserve">5 940 000.00 сўм</w:t>
+            </w:r>
+          </w:p>
+        </w:tc>
+      </w:tr>
+      <w:tr>
+        <w:tc>
+          <w:tcPr>
+            <w:tcW w:w="850" w:type="dxa"/>
+            <w:vAlign w:val="center"/>
+          </w:tcPr>
+          <w:p>
+            <w:pPr>
+              <w:spacing w:before="120" w:after="120" w:line="240" w:lineRule="auto"/>
+              <w:jc w:val="center"/>
+            </w:pPr>
+            <w:r>
+              <w:rPr>
+                <w:rFonts w:ascii="Times New Roman" w:hAnsi="Times New Roman" w:cs="Times New Roman"/>
+                <w:b/>
+                <w:bCs/>
+                <w:sz w:val="28"/>
+                <w:szCs w:val="28"/>
+                <w:lang w:val="uz-Cyrl-UZ"/>
+              </w:rPr>
+              <w:t xml:space="preserve">4.</w:t>
+            </w:r>
+          </w:p>
+        </w:tc>
+        <w:tc>
+          <w:tcPr>
+            <w:tcW w:w="2100" w:type="dxa"/>
+            <w:vAlign w:val="center"/>
+          </w:tcPr>
+          <w:p>
+            <w:pPr>
+              <w:spacing w:before="120" w:after="120" w:line="240" w:lineRule="auto"/>
+              <w:jc w:val="center"/>
+            </w:pPr>
+            <w:r>
+              <w:rPr>
+                <w:rFonts w:ascii="Times New Roman" w:hAnsi="Times New Roman" w:cs="Times New Roman"/>
+                <w:b/>
+                <w:bCs/>
+                <w:sz w:val="28"/>
+                <w:szCs w:val="28"/>
+                <w:lang w:val="uz-Cyrl-UZ"/>
+              </w:rPr>
+              <w:t xml:space="preserve">20.05.2027</w:t>
+            </w:r>
+          </w:p>
+        </w:tc>
+        <w:tc>
+          <w:tcPr>
+            <w:tcW w:w="6050" w:type="dxa"/>
+            <w:vAlign w:val="center"/>
+          </w:tcPr>
+          <w:p>
+            <w:pPr>
+              <w:spacing w:before="120" w:after="120" w:line="240" w:lineRule="auto"/>
+              <w:jc w:val="center"/>
+            </w:pPr>
+            <w:r>
+              <w:rPr>
+                <w:rFonts w:ascii="Times New Roman" w:hAnsi="Times New Roman" w:cs="Times New Roman"/>
+                <w:b/>
+                <w:bCs/>
+                <w:sz w:val="28"/>
+                <w:szCs w:val="28"/>
+                <w:lang w:val="uz-Cyrl-UZ"/>
+              </w:rPr>
+              <w:t xml:space="preserve">5 940 000.00 сўм</w:t>
+            </w:r>
+          </w:p>
+        </w:tc>
+      </w:tr>
+      <w:tr>
+        <w:tc>
+          <w:tcPr>
+            <w:tcW w:w="850" w:type="dxa"/>
+            <w:vAlign w:val="center"/>
+          </w:tcPr>
+          <w:p>
+            <w:pPr>
+              <w:spacing w:before="120" w:after="120" w:line="240" w:lineRule="auto"/>
+              <w:jc w:val="center"/>
+            </w:pPr>
+            <w:r>
+              <w:rPr>
+                <w:rFonts w:ascii="Times New Roman" w:hAnsi="Times New Roman" w:cs="Times New Roman"/>
+                <w:sz w:val="28"/>
+                <w:szCs w:val="28"/>
+                <w:lang w:val="uz-Cyrl-UZ"/>
+              </w:rPr>
+              <w:t xml:space="preserve"/>
+            </w:r>
+          </w:p>
+        </w:tc>
+        <w:tc>
+          <w:tcPr>
+            <w:tcW w:w="2100" w:type="dxa"/>
+            <w:vAlign w:val="center"/>
+          </w:tcPr>
+          <w:p>
+            <w:pPr>
+              <w:spacing w:before="120" w:after="120" w:line="240" w:lineRule="auto"/>
+              <w:jc w:val="center"/>
+            </w:pPr>
+            <w:r>
+              <w:rPr>
+                <w:rFonts w:ascii="Times New Roman" w:hAnsi="Times New Roman" w:cs="Times New Roman"/>
+                <w:b/>
+                <w:bCs/>
+                <w:sz w:val="28"/>
+                <w:szCs w:val="28"/>
+                <w:lang w:val="uz-Cyrl-UZ"/>
+              </w:rPr>
+              <w:t xml:space="preserve">Жами:</w:t>
+            </w:r>
+          </w:p>
+        </w:tc>
+        <w:tc>
+          <w:tcPr>
+            <w:tcW w:w="6050" w:type="dxa"/>
+            <w:vAlign w:val="center"/>
+          </w:tcPr>
+          <w:p>
+            <w:pPr>
+              <w:spacing w:before="120" w:after="120" w:line="240" w:lineRule="auto"/>
+              <w:jc w:val="center"/>
+            </w:pPr>
+            <w:r>
+              <w:rPr>
+                <w:rFonts w:ascii="Times New Roman" w:hAnsi="Times New Roman" w:cs="Times New Roman"/>
+                <w:b/>
+                <w:bCs/>
+                <w:sz w:val="28"/>
+                <w:szCs w:val="28"/>
+                <w:lang w:val="uz-Cyrl-UZ"/>
+              </w:rPr>
+              <w:t xml:space="preserve">23 760 000.00 сўм</w:t>
+            </w:r>
+          </w:p>
+        </w:tc>
+      </w:tr>
+    </w:tbl>
+    <w:p/>
+    <w:p/>
+    <w:tbl>
+      <w:tblPr>
+        <w:tblW w:w="9000" w:type="dxa"/>
+        <w:tblBorders>
+          <w:top w:val="single" w:sz="6"/>
+          <w:left w:val="single" w:sz="6"/>
+          <w:bottom w:val="single" w:sz="6"/>
+          <w:right w:val="single" w:sz="6"/>
+          <w:insideH w:val="single" w:sz="6"/>
+          <w:insideV w:val="single" w:sz="6"/>
+        </w:tblBorders>
+      </w:tblPr>
+      <w:tr>
+        <w:tc>
+          <w:tcPr>
+            <w:tcW w:w="4500" w:type="dxa"/>
+            <w:tcMar>
+              <w:top w:w="120" w:type="dxa"/>
+              <w:bottom w:w="120" w:type="dxa"/>
+            </w:tcMar>
+          </w:tcPr>
+          <w:p>
+            <w:pPr>
+              <w:spacing w:before="120" w:after="120" w:line="240" w:lineRule="auto"/>
+              <w:jc w:val="center"/>
+            </w:pPr>
+            <w:r>
+              <w:rPr>
+                <w:rFonts w:ascii="Times New Roman" w:hAnsi="Times New Roman" w:cs="Times New Roman"/>
+                <w:b/>
+                <w:bCs/>
+                <w:sz w:val="28"/>
+                <w:szCs w:val="28"/>
+                <w:lang w:val="uz-Cyrl-UZ"/>
+              </w:rPr>
+              <w:t xml:space="preserve">КОМПАНИЯ</w:t>
+            </w:r>
+          </w:p>
+          <w:p>
+            <w:pPr>
+              <w:spacing w:before="120" w:after="120" w:line="240" w:lineRule="auto"/>
+              <w:jc w:val="center"/>
+            </w:pPr>
+            <w:r>
+              <w:rPr>
+                <w:rFonts w:ascii="Times New Roman" w:hAnsi="Times New Roman" w:cs="Times New Roman"/>
+                <w:sz w:val="28"/>
+                <w:szCs w:val="28"/>
+                <w:lang w:val="uz-Cyrl-UZ"/>
+              </w:rPr>
+              <w:t xml:space="preserve"> </w:t>
+            </w:r>
+          </w:p>
+          <w:p>
+            <w:pPr>
+              <w:spacing w:before="120" w:after="120" w:line="240" w:lineRule="auto"/>
+              <w:jc w:val="center"/>
+            </w:pPr>
+            <w:r>
+              <w:rPr>
+                <w:rFonts w:ascii="Times New Roman" w:hAnsi="Times New Roman" w:cs="Times New Roman"/>
+                <w:sz w:val="28"/>
+                <w:szCs w:val="28"/>
+                <w:lang w:val="uz-Cyrl-UZ"/>
+              </w:rPr>
+              <w:t xml:space="preserve"> </w:t>
+            </w:r>
+          </w:p>
+          <w:p>
+            <w:pPr>
+              <w:spacing w:before="120" w:after="120" w:line="240" w:lineRule="auto"/>
+              <w:jc w:val="center"/>
+            </w:pPr>
+            <w:r>
+              <w:rPr>
+                <w:rFonts w:ascii="Times New Roman" w:hAnsi="Times New Roman" w:cs="Times New Roman"/>
+                <w:sz w:val="28"/>
+                <w:szCs w:val="28"/>
+                <w:lang w:val="uz-Cyrl-UZ"/>
+              </w:rPr>
+              <w:t xml:space="preserve">____________________________</w:t>
+            </w:r>
+          </w:p>
+          <w:p>
+            <w:pPr>
+              <w:spacing w:before="120" w:after="120" w:line="240" w:lineRule="auto"/>
+              <w:jc w:val="center"/>
+            </w:pPr>
+            <w:r>
+              <w:rPr>
+                <w:rFonts w:ascii="Times New Roman" w:hAnsi="Times New Roman" w:cs="Times New Roman"/>
+                <w:b/>
+                <w:bCs/>
+                <w:sz w:val="28"/>
+                <w:szCs w:val="28"/>
+                <w:lang w:val="uz-Cyrl-UZ"/>
+              </w:rPr>
+              <w:t xml:space="preserve">Б. А. Шакиров</w:t>
+            </w:r>
+          </w:p>
+        </w:tc>
+        <w:tc>
+          <w:tcPr>
+            <w:tcW w:w="4500" w:type="dxa"/>
+            <w:tcMar>
+              <w:top w:w="120" w:type="dxa"/>
+              <w:bottom w:w="120" w:type="dxa"/>
+            </w:tcMar>
+          </w:tcPr>
+          <w:p>
+            <w:pPr>
+              <w:spacing w:before="120" w:after="120" w:line="240" w:lineRule="auto"/>
+              <w:jc w:val="center"/>
+            </w:pPr>
+            <w:r>
+              <w:rPr>
+                <w:rFonts w:ascii="Times New Roman" w:hAnsi="Times New Roman" w:cs="Times New Roman"/>
+                <w:b/>
+                <w:bCs/>
+                <w:sz w:val="28"/>
+                <w:szCs w:val="28"/>
+                <w:lang w:val="uz-Cyrl-UZ"/>
+              </w:rPr>
+              <w:t xml:space="preserve">ИНВЕСТОР</w:t>
+            </w:r>
+          </w:p>
+          <w:p>
+            <w:pPr>
+              <w:spacing w:before="120" w:after="120" w:line="240" w:lineRule="auto"/>
+              <w:jc w:val="center"/>
+            </w:pPr>
+            <w:r>
+              <w:rPr>
+                <w:rFonts w:ascii="Times New Roman" w:hAnsi="Times New Roman" w:cs="Times New Roman"/>
+                <w:sz w:val="28"/>
+                <w:szCs w:val="28"/>
+                <w:lang w:val="uz-Cyrl-UZ"/>
+              </w:rPr>
+              <w:t xml:space="preserve"> </w:t>
+            </w:r>
+          </w:p>
+          <w:p>
+            <w:pPr>
+              <w:spacing w:before="120" w:after="120" w:line="240" w:lineRule="auto"/>
+              <w:jc w:val="center"/>
+            </w:pPr>
+            <w:r>
+              <w:rPr>
+                <w:rFonts w:ascii="Times New Roman" w:hAnsi="Times New Roman" w:cs="Times New Roman"/>
+                <w:sz w:val="28"/>
+                <w:szCs w:val="28"/>
+                <w:lang w:val="uz-Cyrl-UZ"/>
+              </w:rPr>
+              <w:t xml:space="preserve"> </w:t>
+            </w:r>
+          </w:p>
+          <w:p>
+            <w:pPr>
+              <w:spacing w:before="120" w:after="120" w:line="240" w:lineRule="auto"/>
+              <w:jc w:val="center"/>
+            </w:pPr>
+            <w:r>
+              <w:rPr>
+                <w:rFonts w:ascii="Times New Roman" w:hAnsi="Times New Roman" w:cs="Times New Roman"/>
+                <w:sz w:val="28"/>
+                <w:szCs w:val="28"/>
+                <w:lang w:val="uz-Cyrl-UZ"/>
+              </w:rPr>
+              <w:t xml:space="preserve">____________________________</w:t>
+            </w:r>
+          </w:p>
+          <w:p>
+            <w:pPr>
+              <w:spacing w:before="120" w:after="120" w:line="240" w:lineRule="auto"/>
+              <w:jc w:val="center"/>
+            </w:pPr>
+            <w:r>
+              <w:rPr>
+                <w:rFonts w:ascii="Times New Roman" w:hAnsi="Times New Roman" w:cs="Times New Roman"/>
+                <w:b/>
+                <w:bCs/>
+                <w:sz w:val="28"/>
+                <w:szCs w:val="28"/>
+                <w:lang w:val="uz-Cyrl-UZ"/>
+              </w:rPr>
+              <w:t xml:space="preserve">Усмонов Сардор</w:t>
             </w:r>
           </w:p>
         </w:tc>

--- a/public/uploads/contracts/draft-11.docx
+++ b/public/uploads/contracts/draft-11.docx
@@ -1335,7 +1335,7 @@
           <w:szCs w:val="28"/>
           <w:lang w:val="uz-Cyrl-UZ"/>
         </w:rPr>
-        <w:t xml:space="preserve">ART-2026-A-11-сонли шартномага</w:t>
+        <w:t xml:space="preserve">А-26-VABQA-сонли шартномага</w:t>
       </w:r>
     </w:p>
     <w:p>
@@ -1370,7 +1370,7 @@
           <w:szCs w:val="28"/>
           <w:lang w:val="uz-Cyrl-UZ"/>
         </w:rPr>
-        <w:t xml:space="preserve">Йиғимнинг қолган 80% тўлаш</w:t>
+        <w:t xml:space="preserve">Шартноманинг бир йиллик тўлов</w:t>
       </w:r>
     </w:p>
     <w:p>
@@ -1473,7 +1473,7 @@
                 <w:szCs w:val="28"/>
                 <w:lang w:val="uz-Cyrl-UZ"/>
               </w:rPr>
-              <w:t xml:space="preserve">5 940 000.00 сўм</w:t>
+              <w:t xml:space="preserve">2 475 000.00 сўм</w:t>
             </w:r>
           </w:p>
         </w:tc>
@@ -1521,7 +1521,7 @@
                 <w:szCs w:val="28"/>
                 <w:lang w:val="uz-Cyrl-UZ"/>
               </w:rPr>
-              <w:t xml:space="preserve">20.11.2026</w:t>
+              <w:t xml:space="preserve">20.09.2026</w:t>
             </w:r>
           </w:p>
         </w:tc>
@@ -1544,7 +1544,7 @@
                 <w:szCs w:val="28"/>
                 <w:lang w:val="uz-Cyrl-UZ"/>
               </w:rPr>
-              <w:t xml:space="preserve">5 940 000.00 сўм</w:t>
+              <w:t xml:space="preserve">2 475 000.00 сўм</w:t>
             </w:r>
           </w:p>
         </w:tc>
@@ -1592,7 +1592,7 @@
                 <w:szCs w:val="28"/>
                 <w:lang w:val="uz-Cyrl-UZ"/>
               </w:rPr>
-              <w:t xml:space="preserve">20.02.2027</w:t>
+              <w:t xml:space="preserve">20.10.2026</w:t>
             </w:r>
           </w:p>
         </w:tc>
@@ -1615,7 +1615,7 @@
                 <w:szCs w:val="28"/>
                 <w:lang w:val="uz-Cyrl-UZ"/>
               </w:rPr>
-              <w:t xml:space="preserve">5 940 000.00 сўм</w:t>
+              <w:t xml:space="preserve">2 475 000.00 сўм</w:t>
             </w:r>
           </w:p>
         </w:tc>
@@ -1663,7 +1663,7 @@
                 <w:szCs w:val="28"/>
                 <w:lang w:val="uz-Cyrl-UZ"/>
               </w:rPr>
-              <w:t xml:space="preserve">20.05.2027</w:t>
+              <w:t xml:space="preserve">20.11.2026</w:t>
             </w:r>
           </w:p>
         </w:tc>
@@ -1686,7 +1686,7 @@
                 <w:szCs w:val="28"/>
                 <w:lang w:val="uz-Cyrl-UZ"/>
               </w:rPr>
-              <w:t xml:space="preserve">5 940 000.00 сўм</w:t>
+              <w:t xml:space="preserve">2 475 000.00 сўм</w:t>
             </w:r>
           </w:p>
         </w:tc>
@@ -1705,6 +1705,574 @@
             <w:r>
               <w:rPr>
                 <w:rFonts w:ascii="Times New Roman" w:hAnsi="Times New Roman" w:cs="Times New Roman"/>
+                <w:b/>
+                <w:bCs/>
+                <w:sz w:val="28"/>
+                <w:szCs w:val="28"/>
+                <w:lang w:val="uz-Cyrl-UZ"/>
+              </w:rPr>
+              <w:t xml:space="preserve">5.</w:t>
+            </w:r>
+          </w:p>
+        </w:tc>
+        <w:tc>
+          <w:tcPr>
+            <w:tcW w:w="2100" w:type="dxa"/>
+            <w:vAlign w:val="center"/>
+          </w:tcPr>
+          <w:p>
+            <w:pPr>
+              <w:spacing w:before="120" w:after="120" w:line="240" w:lineRule="auto"/>
+              <w:jc w:val="center"/>
+            </w:pPr>
+            <w:r>
+              <w:rPr>
+                <w:rFonts w:ascii="Times New Roman" w:hAnsi="Times New Roman" w:cs="Times New Roman"/>
+                <w:b/>
+                <w:bCs/>
+                <w:sz w:val="28"/>
+                <w:szCs w:val="28"/>
+                <w:lang w:val="uz-Cyrl-UZ"/>
+              </w:rPr>
+              <w:t xml:space="preserve">20.12.2026</w:t>
+            </w:r>
+          </w:p>
+        </w:tc>
+        <w:tc>
+          <w:tcPr>
+            <w:tcW w:w="6050" w:type="dxa"/>
+            <w:vAlign w:val="center"/>
+          </w:tcPr>
+          <w:p>
+            <w:pPr>
+              <w:spacing w:before="120" w:after="120" w:line="240" w:lineRule="auto"/>
+              <w:jc w:val="center"/>
+            </w:pPr>
+            <w:r>
+              <w:rPr>
+                <w:rFonts w:ascii="Times New Roman" w:hAnsi="Times New Roman" w:cs="Times New Roman"/>
+                <w:b/>
+                <w:bCs/>
+                <w:sz w:val="28"/>
+                <w:szCs w:val="28"/>
+                <w:lang w:val="uz-Cyrl-UZ"/>
+              </w:rPr>
+              <w:t xml:space="preserve">2 475 000.00 сўм</w:t>
+            </w:r>
+          </w:p>
+        </w:tc>
+      </w:tr>
+      <w:tr>
+        <w:tc>
+          <w:tcPr>
+            <w:tcW w:w="850" w:type="dxa"/>
+            <w:vAlign w:val="center"/>
+          </w:tcPr>
+          <w:p>
+            <w:pPr>
+              <w:spacing w:before="120" w:after="120" w:line="240" w:lineRule="auto"/>
+              <w:jc w:val="center"/>
+            </w:pPr>
+            <w:r>
+              <w:rPr>
+                <w:rFonts w:ascii="Times New Roman" w:hAnsi="Times New Roman" w:cs="Times New Roman"/>
+                <w:b/>
+                <w:bCs/>
+                <w:sz w:val="28"/>
+                <w:szCs w:val="28"/>
+                <w:lang w:val="uz-Cyrl-UZ"/>
+              </w:rPr>
+              <w:t xml:space="preserve">6.</w:t>
+            </w:r>
+          </w:p>
+        </w:tc>
+        <w:tc>
+          <w:tcPr>
+            <w:tcW w:w="2100" w:type="dxa"/>
+            <w:vAlign w:val="center"/>
+          </w:tcPr>
+          <w:p>
+            <w:pPr>
+              <w:spacing w:before="120" w:after="120" w:line="240" w:lineRule="auto"/>
+              <w:jc w:val="center"/>
+            </w:pPr>
+            <w:r>
+              <w:rPr>
+                <w:rFonts w:ascii="Times New Roman" w:hAnsi="Times New Roman" w:cs="Times New Roman"/>
+                <w:b/>
+                <w:bCs/>
+                <w:sz w:val="28"/>
+                <w:szCs w:val="28"/>
+                <w:lang w:val="uz-Cyrl-UZ"/>
+              </w:rPr>
+              <w:t xml:space="preserve">20.01.2027</w:t>
+            </w:r>
+          </w:p>
+        </w:tc>
+        <w:tc>
+          <w:tcPr>
+            <w:tcW w:w="6050" w:type="dxa"/>
+            <w:vAlign w:val="center"/>
+          </w:tcPr>
+          <w:p>
+            <w:pPr>
+              <w:spacing w:before="120" w:after="120" w:line="240" w:lineRule="auto"/>
+              <w:jc w:val="center"/>
+            </w:pPr>
+            <w:r>
+              <w:rPr>
+                <w:rFonts w:ascii="Times New Roman" w:hAnsi="Times New Roman" w:cs="Times New Roman"/>
+                <w:b/>
+                <w:bCs/>
+                <w:sz w:val="28"/>
+                <w:szCs w:val="28"/>
+                <w:lang w:val="uz-Cyrl-UZ"/>
+              </w:rPr>
+              <w:t xml:space="preserve">2 475 000.00 сўм</w:t>
+            </w:r>
+          </w:p>
+        </w:tc>
+      </w:tr>
+      <w:tr>
+        <w:tc>
+          <w:tcPr>
+            <w:tcW w:w="850" w:type="dxa"/>
+            <w:vAlign w:val="center"/>
+          </w:tcPr>
+          <w:p>
+            <w:pPr>
+              <w:spacing w:before="120" w:after="120" w:line="240" w:lineRule="auto"/>
+              <w:jc w:val="center"/>
+            </w:pPr>
+            <w:r>
+              <w:rPr>
+                <w:rFonts w:ascii="Times New Roman" w:hAnsi="Times New Roman" w:cs="Times New Roman"/>
+                <w:b/>
+                <w:bCs/>
+                <w:sz w:val="28"/>
+                <w:szCs w:val="28"/>
+                <w:lang w:val="uz-Cyrl-UZ"/>
+              </w:rPr>
+              <w:t xml:space="preserve">7.</w:t>
+            </w:r>
+          </w:p>
+        </w:tc>
+        <w:tc>
+          <w:tcPr>
+            <w:tcW w:w="2100" w:type="dxa"/>
+            <w:vAlign w:val="center"/>
+          </w:tcPr>
+          <w:p>
+            <w:pPr>
+              <w:spacing w:before="120" w:after="120" w:line="240" w:lineRule="auto"/>
+              <w:jc w:val="center"/>
+            </w:pPr>
+            <w:r>
+              <w:rPr>
+                <w:rFonts w:ascii="Times New Roman" w:hAnsi="Times New Roman" w:cs="Times New Roman"/>
+                <w:b/>
+                <w:bCs/>
+                <w:sz w:val="28"/>
+                <w:szCs w:val="28"/>
+                <w:lang w:val="uz-Cyrl-UZ"/>
+              </w:rPr>
+              <w:t xml:space="preserve">20.02.2027</w:t>
+            </w:r>
+          </w:p>
+        </w:tc>
+        <w:tc>
+          <w:tcPr>
+            <w:tcW w:w="6050" w:type="dxa"/>
+            <w:vAlign w:val="center"/>
+          </w:tcPr>
+          <w:p>
+            <w:pPr>
+              <w:spacing w:before="120" w:after="120" w:line="240" w:lineRule="auto"/>
+              <w:jc w:val="center"/>
+            </w:pPr>
+            <w:r>
+              <w:rPr>
+                <w:rFonts w:ascii="Times New Roman" w:hAnsi="Times New Roman" w:cs="Times New Roman"/>
+                <w:b/>
+                <w:bCs/>
+                <w:sz w:val="28"/>
+                <w:szCs w:val="28"/>
+                <w:lang w:val="uz-Cyrl-UZ"/>
+              </w:rPr>
+              <w:t xml:space="preserve">2 475 000.00 сўм</w:t>
+            </w:r>
+          </w:p>
+        </w:tc>
+      </w:tr>
+      <w:tr>
+        <w:tc>
+          <w:tcPr>
+            <w:tcW w:w="850" w:type="dxa"/>
+            <w:vAlign w:val="center"/>
+          </w:tcPr>
+          <w:p>
+            <w:pPr>
+              <w:spacing w:before="120" w:after="120" w:line="240" w:lineRule="auto"/>
+              <w:jc w:val="center"/>
+            </w:pPr>
+            <w:r>
+              <w:rPr>
+                <w:rFonts w:ascii="Times New Roman" w:hAnsi="Times New Roman" w:cs="Times New Roman"/>
+                <w:b/>
+                <w:bCs/>
+                <w:sz w:val="28"/>
+                <w:szCs w:val="28"/>
+                <w:lang w:val="uz-Cyrl-UZ"/>
+              </w:rPr>
+              <w:t xml:space="preserve">8.</w:t>
+            </w:r>
+          </w:p>
+        </w:tc>
+        <w:tc>
+          <w:tcPr>
+            <w:tcW w:w="2100" w:type="dxa"/>
+            <w:vAlign w:val="center"/>
+          </w:tcPr>
+          <w:p>
+            <w:pPr>
+              <w:spacing w:before="120" w:after="120" w:line="240" w:lineRule="auto"/>
+              <w:jc w:val="center"/>
+            </w:pPr>
+            <w:r>
+              <w:rPr>
+                <w:rFonts w:ascii="Times New Roman" w:hAnsi="Times New Roman" w:cs="Times New Roman"/>
+                <w:b/>
+                <w:bCs/>
+                <w:sz w:val="28"/>
+                <w:szCs w:val="28"/>
+                <w:lang w:val="uz-Cyrl-UZ"/>
+              </w:rPr>
+              <w:t xml:space="preserve">20.03.2027</w:t>
+            </w:r>
+          </w:p>
+        </w:tc>
+        <w:tc>
+          <w:tcPr>
+            <w:tcW w:w="6050" w:type="dxa"/>
+            <w:vAlign w:val="center"/>
+          </w:tcPr>
+          <w:p>
+            <w:pPr>
+              <w:spacing w:before="120" w:after="120" w:line="240" w:lineRule="auto"/>
+              <w:jc w:val="center"/>
+            </w:pPr>
+            <w:r>
+              <w:rPr>
+                <w:rFonts w:ascii="Times New Roman" w:hAnsi="Times New Roman" w:cs="Times New Roman"/>
+                <w:b/>
+                <w:bCs/>
+                <w:sz w:val="28"/>
+                <w:szCs w:val="28"/>
+                <w:lang w:val="uz-Cyrl-UZ"/>
+              </w:rPr>
+              <w:t xml:space="preserve">2 475 000.00 сўм</w:t>
+            </w:r>
+          </w:p>
+        </w:tc>
+      </w:tr>
+      <w:tr>
+        <w:tc>
+          <w:tcPr>
+            <w:tcW w:w="850" w:type="dxa"/>
+            <w:vAlign w:val="center"/>
+          </w:tcPr>
+          <w:p>
+            <w:pPr>
+              <w:spacing w:before="120" w:after="120" w:line="240" w:lineRule="auto"/>
+              <w:jc w:val="center"/>
+            </w:pPr>
+            <w:r>
+              <w:rPr>
+                <w:rFonts w:ascii="Times New Roman" w:hAnsi="Times New Roman" w:cs="Times New Roman"/>
+                <w:b/>
+                <w:bCs/>
+                <w:sz w:val="28"/>
+                <w:szCs w:val="28"/>
+                <w:lang w:val="uz-Cyrl-UZ"/>
+              </w:rPr>
+              <w:t xml:space="preserve">9.</w:t>
+            </w:r>
+          </w:p>
+        </w:tc>
+        <w:tc>
+          <w:tcPr>
+            <w:tcW w:w="2100" w:type="dxa"/>
+            <w:vAlign w:val="center"/>
+          </w:tcPr>
+          <w:p>
+            <w:pPr>
+              <w:spacing w:before="120" w:after="120" w:line="240" w:lineRule="auto"/>
+              <w:jc w:val="center"/>
+            </w:pPr>
+            <w:r>
+              <w:rPr>
+                <w:rFonts w:ascii="Times New Roman" w:hAnsi="Times New Roman" w:cs="Times New Roman"/>
+                <w:b/>
+                <w:bCs/>
+                <w:sz w:val="28"/>
+                <w:szCs w:val="28"/>
+                <w:lang w:val="uz-Cyrl-UZ"/>
+              </w:rPr>
+              <w:t xml:space="preserve">20.04.2027</w:t>
+            </w:r>
+          </w:p>
+        </w:tc>
+        <w:tc>
+          <w:tcPr>
+            <w:tcW w:w="6050" w:type="dxa"/>
+            <w:vAlign w:val="center"/>
+          </w:tcPr>
+          <w:p>
+            <w:pPr>
+              <w:spacing w:before="120" w:after="120" w:line="240" w:lineRule="auto"/>
+              <w:jc w:val="center"/>
+            </w:pPr>
+            <w:r>
+              <w:rPr>
+                <w:rFonts w:ascii="Times New Roman" w:hAnsi="Times New Roman" w:cs="Times New Roman"/>
+                <w:b/>
+                <w:bCs/>
+                <w:sz w:val="28"/>
+                <w:szCs w:val="28"/>
+                <w:lang w:val="uz-Cyrl-UZ"/>
+              </w:rPr>
+              <w:t xml:space="preserve">2 475 000.00 сўм</w:t>
+            </w:r>
+          </w:p>
+        </w:tc>
+      </w:tr>
+      <w:tr>
+        <w:tc>
+          <w:tcPr>
+            <w:tcW w:w="850" w:type="dxa"/>
+            <w:vAlign w:val="center"/>
+          </w:tcPr>
+          <w:p>
+            <w:pPr>
+              <w:spacing w:before="120" w:after="120" w:line="240" w:lineRule="auto"/>
+              <w:jc w:val="center"/>
+            </w:pPr>
+            <w:r>
+              <w:rPr>
+                <w:rFonts w:ascii="Times New Roman" w:hAnsi="Times New Roman" w:cs="Times New Roman"/>
+                <w:b/>
+                <w:bCs/>
+                <w:sz w:val="28"/>
+                <w:szCs w:val="28"/>
+                <w:lang w:val="uz-Cyrl-UZ"/>
+              </w:rPr>
+              <w:t xml:space="preserve">10.</w:t>
+            </w:r>
+          </w:p>
+        </w:tc>
+        <w:tc>
+          <w:tcPr>
+            <w:tcW w:w="2100" w:type="dxa"/>
+            <w:vAlign w:val="center"/>
+          </w:tcPr>
+          <w:p>
+            <w:pPr>
+              <w:spacing w:before="120" w:after="120" w:line="240" w:lineRule="auto"/>
+              <w:jc w:val="center"/>
+            </w:pPr>
+            <w:r>
+              <w:rPr>
+                <w:rFonts w:ascii="Times New Roman" w:hAnsi="Times New Roman" w:cs="Times New Roman"/>
+                <w:b/>
+                <w:bCs/>
+                <w:sz w:val="28"/>
+                <w:szCs w:val="28"/>
+                <w:lang w:val="uz-Cyrl-UZ"/>
+              </w:rPr>
+              <w:t xml:space="preserve">20.05.2027</w:t>
+            </w:r>
+          </w:p>
+        </w:tc>
+        <w:tc>
+          <w:tcPr>
+            <w:tcW w:w="6050" w:type="dxa"/>
+            <w:vAlign w:val="center"/>
+          </w:tcPr>
+          <w:p>
+            <w:pPr>
+              <w:spacing w:before="120" w:after="120" w:line="240" w:lineRule="auto"/>
+              <w:jc w:val="center"/>
+            </w:pPr>
+            <w:r>
+              <w:rPr>
+                <w:rFonts w:ascii="Times New Roman" w:hAnsi="Times New Roman" w:cs="Times New Roman"/>
+                <w:b/>
+                <w:bCs/>
+                <w:sz w:val="28"/>
+                <w:szCs w:val="28"/>
+                <w:lang w:val="uz-Cyrl-UZ"/>
+              </w:rPr>
+              <w:t xml:space="preserve">2 475 000.00 сўм</w:t>
+            </w:r>
+          </w:p>
+        </w:tc>
+      </w:tr>
+      <w:tr>
+        <w:tc>
+          <w:tcPr>
+            <w:tcW w:w="850" w:type="dxa"/>
+            <w:vAlign w:val="center"/>
+          </w:tcPr>
+          <w:p>
+            <w:pPr>
+              <w:spacing w:before="120" w:after="120" w:line="240" w:lineRule="auto"/>
+              <w:jc w:val="center"/>
+            </w:pPr>
+            <w:r>
+              <w:rPr>
+                <w:rFonts w:ascii="Times New Roman" w:hAnsi="Times New Roman" w:cs="Times New Roman"/>
+                <w:b/>
+                <w:bCs/>
+                <w:sz w:val="28"/>
+                <w:szCs w:val="28"/>
+                <w:lang w:val="uz-Cyrl-UZ"/>
+              </w:rPr>
+              <w:t xml:space="preserve">11.</w:t>
+            </w:r>
+          </w:p>
+        </w:tc>
+        <w:tc>
+          <w:tcPr>
+            <w:tcW w:w="2100" w:type="dxa"/>
+            <w:vAlign w:val="center"/>
+          </w:tcPr>
+          <w:p>
+            <w:pPr>
+              <w:spacing w:before="120" w:after="120" w:line="240" w:lineRule="auto"/>
+              <w:jc w:val="center"/>
+            </w:pPr>
+            <w:r>
+              <w:rPr>
+                <w:rFonts w:ascii="Times New Roman" w:hAnsi="Times New Roman" w:cs="Times New Roman"/>
+                <w:b/>
+                <w:bCs/>
+                <w:sz w:val="28"/>
+                <w:szCs w:val="28"/>
+                <w:lang w:val="uz-Cyrl-UZ"/>
+              </w:rPr>
+              <w:t xml:space="preserve">20.06.2027</w:t>
+            </w:r>
+          </w:p>
+        </w:tc>
+        <w:tc>
+          <w:tcPr>
+            <w:tcW w:w="6050" w:type="dxa"/>
+            <w:vAlign w:val="center"/>
+          </w:tcPr>
+          <w:p>
+            <w:pPr>
+              <w:spacing w:before="120" w:after="120" w:line="240" w:lineRule="auto"/>
+              <w:jc w:val="center"/>
+            </w:pPr>
+            <w:r>
+              <w:rPr>
+                <w:rFonts w:ascii="Times New Roman" w:hAnsi="Times New Roman" w:cs="Times New Roman"/>
+                <w:b/>
+                <w:bCs/>
+                <w:sz w:val="28"/>
+                <w:szCs w:val="28"/>
+                <w:lang w:val="uz-Cyrl-UZ"/>
+              </w:rPr>
+              <w:t xml:space="preserve">2 475 000.00 сўм</w:t>
+            </w:r>
+          </w:p>
+        </w:tc>
+      </w:tr>
+      <w:tr>
+        <w:tc>
+          <w:tcPr>
+            <w:tcW w:w="850" w:type="dxa"/>
+            <w:vAlign w:val="center"/>
+          </w:tcPr>
+          <w:p>
+            <w:pPr>
+              <w:spacing w:before="120" w:after="120" w:line="240" w:lineRule="auto"/>
+              <w:jc w:val="center"/>
+            </w:pPr>
+            <w:r>
+              <w:rPr>
+                <w:rFonts w:ascii="Times New Roman" w:hAnsi="Times New Roman" w:cs="Times New Roman"/>
+                <w:b/>
+                <w:bCs/>
+                <w:sz w:val="28"/>
+                <w:szCs w:val="28"/>
+                <w:lang w:val="uz-Cyrl-UZ"/>
+              </w:rPr>
+              <w:t xml:space="preserve">12.</w:t>
+            </w:r>
+          </w:p>
+        </w:tc>
+        <w:tc>
+          <w:tcPr>
+            <w:tcW w:w="2100" w:type="dxa"/>
+            <w:vAlign w:val="center"/>
+          </w:tcPr>
+          <w:p>
+            <w:pPr>
+              <w:spacing w:before="120" w:after="120" w:line="240" w:lineRule="auto"/>
+              <w:jc w:val="center"/>
+            </w:pPr>
+            <w:r>
+              <w:rPr>
+                <w:rFonts w:ascii="Times New Roman" w:hAnsi="Times New Roman" w:cs="Times New Roman"/>
+                <w:b/>
+                <w:bCs/>
+                <w:sz w:val="28"/>
+                <w:szCs w:val="28"/>
+                <w:lang w:val="uz-Cyrl-UZ"/>
+              </w:rPr>
+              <w:t xml:space="preserve">20.07.2027</w:t>
+            </w:r>
+          </w:p>
+        </w:tc>
+        <w:tc>
+          <w:tcPr>
+            <w:tcW w:w="6050" w:type="dxa"/>
+            <w:vAlign w:val="center"/>
+          </w:tcPr>
+          <w:p>
+            <w:pPr>
+              <w:spacing w:before="120" w:after="120" w:line="240" w:lineRule="auto"/>
+              <w:jc w:val="center"/>
+            </w:pPr>
+            <w:r>
+              <w:rPr>
+                <w:rFonts w:ascii="Times New Roman" w:hAnsi="Times New Roman" w:cs="Times New Roman"/>
+                <w:b/>
+                <w:bCs/>
+                <w:sz w:val="28"/>
+                <w:szCs w:val="28"/>
+                <w:lang w:val="uz-Cyrl-UZ"/>
+              </w:rPr>
+              <w:t xml:space="preserve">2 475 000.00 сўм</w:t>
+            </w:r>
+          </w:p>
+        </w:tc>
+      </w:tr>
+      <w:tr>
+        <w:tc>
+          <w:tcPr>
+            <w:tcW w:w="850" w:type="dxa"/>
+            <w:vAlign w:val="center"/>
+          </w:tcPr>
+          <w:p>
+            <w:pPr>
+              <w:spacing w:before="120" w:after="120" w:line="240" w:lineRule="auto"/>
+              <w:jc w:val="center"/>
+            </w:pPr>
+            <w:r>
+              <w:rPr>
+                <w:rFonts w:ascii="Times New Roman" w:hAnsi="Times New Roman" w:cs="Times New Roman"/>
                 <w:sz w:val="28"/>
                 <w:szCs w:val="28"/>
                 <w:lang w:val="uz-Cyrl-UZ"/>
@@ -1755,7 +2323,7 @@
                 <w:szCs w:val="28"/>
                 <w:lang w:val="uz-Cyrl-UZ"/>
               </w:rPr>
-              <w:t xml:space="preserve">23 760 000.00 сўм</w:t>
+              <w:t xml:space="preserve">29 700 000.00 сўм</w:t>
             </w:r>
           </w:p>
         </w:tc>
@@ -1860,7 +2428,7 @@
                 <w:szCs w:val="28"/>
                 <w:lang w:val="uz-Cyrl-UZ"/>
               </w:rPr>
-              <w:t xml:space="preserve">Б. А. Шакиров</w:t>
+              <w:t xml:space="preserve">Каримов Шавкат</w:t>
             </w:r>
           </w:p>
         </w:tc>

--- a/public/uploads/contracts/draft-11.docx
+++ b/public/uploads/contracts/draft-11.docx
@@ -51,24 +51,24 @@
           <w:szCs w:val="28"/>
           <w:lang w:val="uz-Cyrl-UZ"/>
         </w:rPr>
-        <w:t xml:space="preserve">2026 йил 1-июл          А-26-VABQA-сон                                        Тошкент шаҳри ш.</w:t>
-      </w:r>
-    </w:p>
-    <w:p/>
-    <w:p>
-      <w:pPr>
-        <w:spacing w:after="0" w:line="240" w:lineRule="auto"/>
-        <w:ind w:firstLine="851"/>
-        <w:jc w:val="both"/>
-      </w:pPr>
-      <w:r>
-        <w:rPr>
-          <w:rFonts w:ascii="Times New Roman" w:hAnsi="Times New Roman" w:cs="Times New Roman"/>
-          <w:sz w:val="28"/>
-          <w:szCs w:val="28"/>
-          <w:lang w:val="uz-Cyrl-UZ"/>
-        </w:rPr>
-        <w:t xml:space="preserve">Кейинги ўринларда “Ижарага берувчи” деб номланадиган Тошкент шаҳар ҳокимияти томонидан ва кейинги ўринларда “Ижарага олувчи” деб номланадиган Усмонов Сардор («SOG'LOM HAYOT» дорихона) томонидан мазкур шартномани Ўзбекистон Республикаси Ягона интерактив давлат хизматлари портали орқали 2026 йил 1-июл да келиб тушган А-26-VABQA-сон аризага биноан тузди.</w:t>
+        <w:t xml:space="preserve">2026 йил 1-июл          А-26-V0TBT-сон                                        Тошкент шаҳри ш.</w:t>
+      </w:r>
+    </w:p>
+    <w:p/>
+    <w:p>
+      <w:pPr>
+        <w:spacing w:after="0" w:line="240" w:lineRule="auto"/>
+        <w:ind w:firstLine="851"/>
+        <w:jc w:val="both"/>
+      </w:pPr>
+      <w:r>
+        <w:rPr>
+          <w:rFonts w:ascii="Times New Roman" w:hAnsi="Times New Roman" w:cs="Times New Roman"/>
+          <w:sz w:val="28"/>
+          <w:szCs w:val="28"/>
+          <w:lang w:val="uz-Cyrl-UZ"/>
+        </w:rPr>
+        <w:t xml:space="preserve">Кейинги ўринларда “Ижарага берувчи” деб номланадиган Тошкент шаҳар ҳокимияти томонидан ва кейинги ўринларда “Ижарага олувчи” деб номланадиган Усмонов Сардор («SOG'LOM HAYOT» дорихона) томонидан мазкур шартномани Ўзбекистон Республикаси Ягона интерактив давлат хизматлари портали орқали 2026 йил 1-июл да келиб тушган А-26-V0TBT-сон аризага биноан тузди.</w:t>
       </w:r>
     </w:p>
     <w:p/>
@@ -120,7 +120,7 @@
           <w:szCs w:val="28"/>
           <w:lang w:val="uz-Cyrl-UZ"/>
         </w:rPr>
-        <w:t xml:space="preserve">1.2. Ижарага берувчи ер участкасини 2026 йил 1-июл дан 1 (бир) йил муддатга ижарага беради, Ижарага олувчи эса ўзига тегишли бўлган Тошкент шаҳрининг Мирзо-Улуғбек туманидаги Мирзо-Улуғбек тумани, Шаҳрисабз кўчаси, №110 манзилда жойлашган «SOG'LOM HAYOT» дорихона объекти (ер участкаси)га туташ ҳудуддаги кейинчалик “Ер участкаси” деб номланувчи 55 кв.м ер майдонни Савдо фаолиятини ташкил этиш учун ижарага олади.</w:t>
+        <w:t xml:space="preserve">1.2. Ижарага берувчи ер участкасини 2026 йил 1-июл дан 1 (бир) йил муддатга ижарага беради, Ижарага олувчи эса ўзига тегишли бўлган Тошкент шаҳрининг Мирзо-Улуғбек туманидаги Мирзо-Улуғбек тумани, Сағбон кўчаси, №117 манзилда жойлашган «SOG'LOM HAYOT» дорихона объекти (ер участкаси)га туташ ҳудуддаги кейинчалик “Ер участкаси” деб номланувчи 78 кв.м ер майдонни Умумий овқатланиш фаолиятини ташкил этиш учун ижарага олади.</w:t>
       </w:r>
     </w:p>
     <w:p/>
@@ -257,24 +257,24 @@
           <w:szCs w:val="28"/>
           <w:lang w:val="uz-Cyrl-UZ"/>
         </w:rPr>
-        <w:t xml:space="preserve">2.5. Ер участкаси тадбиркорлик фаолиятини амалга ошириш учун берилади ва қуйидаги мақсадда фойдаланилади: Умумий овқатланиш.</w:t>
-      </w:r>
-    </w:p>
-    <w:p/>
-    <w:p>
-      <w:pPr>
-        <w:spacing w:after="0" w:line="240" w:lineRule="auto"/>
-        <w:ind w:firstLine="851"/>
-        <w:jc w:val="both"/>
-      </w:pPr>
-      <w:r>
-        <w:rPr>
-          <w:rFonts w:ascii="Times New Roman" w:hAnsi="Times New Roman" w:cs="Times New Roman"/>
-          <w:sz w:val="28"/>
-          <w:szCs w:val="28"/>
-          <w:lang w:val="uz-Cyrl-UZ"/>
-        </w:rPr>
-        <w:t xml:space="preserve">2.6. Объект жойлашган кўча тури: Туризм (гастрономик). Кадастр рақами: 10:11:09:07:04:0110.</w:t>
+        <w:t xml:space="preserve">2.5. Ер участкаси тадбиркорлик фаолиятини амалга ошириш учун берилади ва қуйидаги мақсадда фойдаланилади: Хизмат.</w:t>
+      </w:r>
+    </w:p>
+    <w:p/>
+    <w:p>
+      <w:pPr>
+        <w:spacing w:after="0" w:line="240" w:lineRule="auto"/>
+        <w:ind w:firstLine="851"/>
+        <w:jc w:val="both"/>
+      </w:pPr>
+      <w:r>
+        <w:rPr>
+          <w:rFonts w:ascii="Times New Roman" w:hAnsi="Times New Roman" w:cs="Times New Roman"/>
+          <w:sz w:val="28"/>
+          <w:szCs w:val="28"/>
+          <w:lang w:val="uz-Cyrl-UZ"/>
+        </w:rPr>
+        <w:t xml:space="preserve">2.6. Объект жойлашган кўча тури: Марказий. Кадастр рақами: 10:11:06:09:07:0110.</w:t>
       </w:r>
     </w:p>
     <w:p/>
@@ -343,7 +343,7 @@
           <w:szCs w:val="28"/>
           <w:lang w:val="uz-Cyrl-UZ"/>
         </w:rPr>
-        <w:t xml:space="preserve">3.3. Ер участкаси учун йиллик ижара тўлови 29 700 000 сўмни ташкил этади ва йиллик ижара тўлов суммасининг тенг миқдорга бўлган ҳолда ҳар ойда (ойлик 2 475 000 сўм) амалга оширилади.</w:t>
+        <w:t xml:space="preserve">3.3. Ер участкаси учун йиллик ижара тўлови 42 120 000 сўмни ташкил этади ва йиллик ижара тўлов суммасининг тенг миқдорга бўлган ҳолда ҳар ойда (ойлик 3 510 000 сўм) амалга оширилади.</w:t>
       </w:r>
     </w:p>
     <w:p/>
@@ -1233,7 +1233,7 @@
                 <w:szCs w:val="28"/>
                 <w:lang w:val="uz-Cyrl-UZ"/>
               </w:rPr>
-              <w:t xml:space="preserve">Манзил: Мирзо-Улуғбек тумани, Шаҳрисабз кўчаси, №110</w:t>
+              <w:t xml:space="preserve">Манзил: Мирзо-Улуғбек тумани, Сағбон кўчаси, №117</w:t>
             </w:r>
           </w:p>
           <w:p>
@@ -1335,7 +1335,7 @@
           <w:szCs w:val="28"/>
           <w:lang w:val="uz-Cyrl-UZ"/>
         </w:rPr>
-        <w:t xml:space="preserve">А-26-VABQA-сонли шартномага</w:t>
+        <w:t xml:space="preserve">А-26-V0TBT-сонли шартномага</w:t>
       </w:r>
     </w:p>
     <w:p>
@@ -1473,7 +1473,7 @@
                 <w:szCs w:val="28"/>
                 <w:lang w:val="uz-Cyrl-UZ"/>
               </w:rPr>
-              <w:t xml:space="preserve">2 475 000.00 сўм</w:t>
+              <w:t xml:space="preserve">3 510 000.00 сўм</w:t>
             </w:r>
           </w:p>
         </w:tc>
@@ -1544,7 +1544,7 @@
                 <w:szCs w:val="28"/>
                 <w:lang w:val="uz-Cyrl-UZ"/>
               </w:rPr>
-              <w:t xml:space="preserve">2 475 000.00 сўм</w:t>
+              <w:t xml:space="preserve">3 510 000.00 сўм</w:t>
             </w:r>
           </w:p>
         </w:tc>
@@ -1615,7 +1615,7 @@
                 <w:szCs w:val="28"/>
                 <w:lang w:val="uz-Cyrl-UZ"/>
               </w:rPr>
-              <w:t xml:space="preserve">2 475 000.00 сўм</w:t>
+              <w:t xml:space="preserve">3 510 000.00 сўм</w:t>
             </w:r>
           </w:p>
         </w:tc>
@@ -1686,7 +1686,7 @@
                 <w:szCs w:val="28"/>
                 <w:lang w:val="uz-Cyrl-UZ"/>
               </w:rPr>
-              <w:t xml:space="preserve">2 475 000.00 сўм</w:t>
+              <w:t xml:space="preserve">3 510 000.00 сўм</w:t>
             </w:r>
           </w:p>
         </w:tc>
@@ -1757,7 +1757,7 @@
                 <w:szCs w:val="28"/>
                 <w:lang w:val="uz-Cyrl-UZ"/>
               </w:rPr>
-              <w:t xml:space="preserve">2 475 000.00 сўм</w:t>
+              <w:t xml:space="preserve">3 510 000.00 сўм</w:t>
             </w:r>
           </w:p>
         </w:tc>
@@ -1828,7 +1828,7 @@
                 <w:szCs w:val="28"/>
                 <w:lang w:val="uz-Cyrl-UZ"/>
               </w:rPr>
-              <w:t xml:space="preserve">2 475 000.00 сўм</w:t>
+              <w:t xml:space="preserve">3 510 000.00 сўм</w:t>
             </w:r>
           </w:p>
         </w:tc>
@@ -1899,7 +1899,7 @@
                 <w:szCs w:val="28"/>
                 <w:lang w:val="uz-Cyrl-UZ"/>
               </w:rPr>
-              <w:t xml:space="preserve">2 475 000.00 сўм</w:t>
+              <w:t xml:space="preserve">3 510 000.00 сўм</w:t>
             </w:r>
           </w:p>
         </w:tc>
@@ -1970,7 +1970,7 @@
                 <w:szCs w:val="28"/>
                 <w:lang w:val="uz-Cyrl-UZ"/>
               </w:rPr>
-              <w:t xml:space="preserve">2 475 000.00 сўм</w:t>
+              <w:t xml:space="preserve">3 510 000.00 сўм</w:t>
             </w:r>
           </w:p>
         </w:tc>
@@ -2041,7 +2041,7 @@
                 <w:szCs w:val="28"/>
                 <w:lang w:val="uz-Cyrl-UZ"/>
               </w:rPr>
-              <w:t xml:space="preserve">2 475 000.00 сўм</w:t>
+              <w:t xml:space="preserve">3 510 000.00 сўм</w:t>
             </w:r>
           </w:p>
         </w:tc>
@@ -2112,7 +2112,7 @@
                 <w:szCs w:val="28"/>
                 <w:lang w:val="uz-Cyrl-UZ"/>
               </w:rPr>
-              <w:t xml:space="preserve">2 475 000.00 сўм</w:t>
+              <w:t xml:space="preserve">3 510 000.00 сўм</w:t>
             </w:r>
           </w:p>
         </w:tc>
@@ -2183,7 +2183,7 @@
                 <w:szCs w:val="28"/>
                 <w:lang w:val="uz-Cyrl-UZ"/>
               </w:rPr>
-              <w:t xml:space="preserve">2 475 000.00 сўм</w:t>
+              <w:t xml:space="preserve">3 510 000.00 сўм</w:t>
             </w:r>
           </w:p>
         </w:tc>
@@ -2254,7 +2254,7 @@
                 <w:szCs w:val="28"/>
                 <w:lang w:val="uz-Cyrl-UZ"/>
               </w:rPr>
-              <w:t xml:space="preserve">2 475 000.00 сўм</w:t>
+              <w:t xml:space="preserve">3 510 000.00 сўм</w:t>
             </w:r>
           </w:p>
         </w:tc>
@@ -2323,7 +2323,7 @@
                 <w:szCs w:val="28"/>
                 <w:lang w:val="uz-Cyrl-UZ"/>
               </w:rPr>
-              <w:t xml:space="preserve">29 700 000.00 сўм</w:t>
+              <w:t xml:space="preserve">42 120 000.00 сўм</w:t>
             </w:r>
           </w:p>
         </w:tc>
